--- a/companies/ashcombe-advisory/Engagements/Suarez-Jones/Meeting Minutes 2023-08-31 - Suarez-Jones.docx
+++ b/companies/ashcombe-advisory/Engagements/Suarez-Jones/Meeting Minutes 2023-08-31 - Suarez-Jones.docx
@@ -7,12 +7,12 @@
         <w:pStyle w:val="Heading1"/>
       </w:pPr>
       <w:r>
-        <w:t>Working Session Minutes</w:t>
+        <w:t>Working Session Minutes: Suarez-Jones Executive Messaging</w:t>
       </w:r>
     </w:p>
     <w:p>
       <w:r>
-        <w:t>Engagement: Executive Messaging for Suarez-Jones. Recorded by Amy Carter. This note captures what we discussed, what we agreed, and who carries each piece forward.</w:t>
+        <w:t>This was the working session set up in the email thread earlier this month, held to settle the open items on the messaging framework, the executive talking points and the investor questions and answers before the next round of drafts goes to the Suarez-Jones executives, and it followed the four-item order agreed by email beforehand.</w:t>
       </w:r>
     </w:p>
     <w:p>
@@ -28,7 +28,15 @@
         <w:pStyle w:val="ListBullet"/>
       </w:pPr>
       <w:r>
-        <w:t>Amy Carter, Communications Associate, Ashcombe Advisory Partners</w:t>
+        <w:t>Jennifer Herrera, VP Finance, Suarez-Jones</w:t>
+      </w:r>
+    </w:p>
+    <w:p>
+      <w:pPr>
+        <w:pStyle w:val="ListBullet"/>
+      </w:pPr>
+      <w:r>
+        <w:t>Michael Morris, Partner, Ashcombe Advisory Partners</w:t>
       </w:r>
     </w:p>
     <w:p>
@@ -44,7 +52,7 @@
         <w:pStyle w:val="ListBullet"/>
       </w:pPr>
       <w:r>
-        <w:t>Jennifer Herrera, VP Finance, Suarez-Jones</w:t>
+        <w:t>Amy Carter, Communications Associate, Ashcombe Advisory Partners</w:t>
       </w:r>
     </w:p>
     <w:p>
@@ -52,32 +60,59 @@
         <w:pStyle w:val="Heading2"/>
       </w:pPr>
       <w:r>
-        <w:t>What we covered</w:t>
+        <w:t>What was discussed</w:t>
+      </w:r>
+    </w:p>
+    <w:p>
+      <w:pPr>
+        <w:pStyle w:val="Heading3"/>
+      </w:pPr>
+      <w:r>
+        <w:t>1. Proof points</w:t>
       </w:r>
     </w:p>
     <w:p>
       <w:r>
-        <w:t>We met to take stock of the executive messaging work at its midpoint and to agree what carries us through the coming weeks. The room was small and the conversation direct, which is how this engagement has run from the start.</w:t>
+        <w:t>Jennifer Herrera brought her marks on the one-page list of proof points, and the group took them in the order they appear in the framework. Most were kept as written. Where finance was not comfortable with a figure, it was taken out and not replaced, because the executives should not cite any number they would struggle to explain if an investor asked a follow-up question. With those marks the framework is final for drafting purposes, and any later change to a figure will come through Jennifer, so that the framework, the talking points and the questions and answers are always updated together.</w:t>
+      </w:r>
+    </w:p>
+    <w:p>
+      <w:pPr>
+        <w:pStyle w:val="Heading3"/>
+      </w:pPr>
+      <w:r>
+        <w:t>2. Talking points</w:t>
       </w:r>
     </w:p>
     <w:p>
       <w:r>
-        <w:t>John Macias reported that the round of executive interviews is complete. He walked us through what the leadership's own language had changed, and two of the core messages have already been reshaped around how the executives actually speak. The group agreed the set now sits closer to the company's own voice, which was the whole point of the exercise.</w:t>
+        <w:t>John Macias read both sets of talking points aloud against the agreed framework. The CFO's points are close to final, but the group agreed they should open with the figures and then explain them, which is the reverse of the current draft. The CEO's points read as though they were written for the page and not for speaking, particularly in the opening section, and the second half of the growth section repeats the framework almost word for word, so John will shorten the sentences throughout and cut that passage.</w:t>
+      </w:r>
+    </w:p>
+    <w:p>
+      <w:pPr>
+        <w:pStyle w:val="Heading3"/>
+      </w:pPr>
+      <w:r>
+        <w:t>3. Investor questions</w:t>
       </w:r>
     </w:p>
     <w:p>
       <w:r>
-        <w:t>Jennifer Herrera then took us through her team's marks on the first set. Most were small matters of tone, but two touched the investor-facing line we had flagged at the outset. We talked through how to hold the meaning while easing the claim, and settled on wording in the room. I will circulate that wording for a final read before it is fixed.</w:t>
+        <w:t>Amy Carter took the group through her first draft of the questions and answers, starting with outlook as agreed. Jennifer Herrera asked that any answer touching on outlook use only language that finance has already approved for outside use and go no further than it, and Amy will check every outlook answer against that language before the second draft goes out. Two subjects came up in discussion that the draft does not yet cover, use of cash and hiring plans, and Amy will add questions on both.</w:t>
+      </w:r>
+    </w:p>
+    <w:p>
+      <w:pPr>
+        <w:pStyle w:val="Heading3"/>
+      </w:pPr>
+      <w:r>
+        <w:t>4. Approval route</w:t>
       </w:r>
     </w:p>
     <w:p>
       <w:r>
-        <w:t>We also looked ahead to the client-facing materials that will carry the messages outward. Those are still early by design. We agreed to keep them light until the core set is locked, so the finished pieces are built once rather than remade around a late change.</w:t>
-      </w:r>
-    </w:p>
-    <w:p>
-      <w:r>
-        <w:t>On cadence, we agreed the current rhythm is working: short notes tied to the piece of work they concern, a standing thread for the messaging, and a working session like this one when a decision needs the whole group in a room. Jennifer Herrera asked that we keep her copied on anything that touches timing, and we will.</w:t>
+        <w:t>Jennifer Herrera will be the single route for approvals on the client side: she will collect sign-off from the executives and from counsel and send back one consolidated set of comments on each draft. She asked for about a working week for each round, so that no one on her side is asked to turn a draft around overnight, and the team agreed to plan the remaining drafting on that basis, with one round open at a time.</w:t>
       </w:r>
     </w:p>
     <w:p>
@@ -85,25 +120,7 @@
         <w:pStyle w:val="Heading2"/>
       </w:pPr>
       <w:r>
-        <w:t>Where we landed</w:t>
-      </w:r>
-    </w:p>
-    <w:p>
-      <w:r>
-        <w:t>The core messages are close to final, pending the last read on the two reworked lines. The materials wait on that lock. We set the next checkpoint as a working review of the refined set with the wider Suarez-Jones leadership, ahead of any further build.</w:t>
-      </w:r>
-    </w:p>
-    <w:p>
-      <w:r>
-        <w:t>We noted one open risk, and it is a mild one. The investor-facing lines are the most likely to draw a late change, so we are holding a little room for one more pass on them before the set is fixed. Nothing about the timeline concerns us at this point.</w:t>
-      </w:r>
-    </w:p>
-    <w:p>
-      <w:pPr>
-        <w:pStyle w:val="Heading2"/>
-      </w:pPr>
-      <w:r>
-        <w:t>Actions</w:t>
+        <w:t>Actions agreed</w:t>
       </w:r>
     </w:p>
     <w:tbl>
@@ -113,14 +130,41 @@
         <w:tblLook w:firstColumn="1" w:firstRow="1" w:lastColumn="0" w:lastRow="0" w:noHBand="0" w:noVBand="1" w:val="04A0"/>
       </w:tblPr>
       <w:tblGrid>
-        <w:gridCol w:w="2880"/>
-        <w:gridCol w:w="2880"/>
-        <w:gridCol w:w="2880"/>
+        <w:gridCol w:w="2160"/>
+        <w:gridCol w:w="2160"/>
+        <w:gridCol w:w="2160"/>
+        <w:gridCol w:w="2160"/>
       </w:tblGrid>
       <w:tr>
         <w:tc>
           <w:tcPr>
-            <w:tcW w:type="dxa" w:w="2880"/>
+            <w:tcW w:type="dxa" w:w="2160"/>
+          </w:tcPr>
+          <w:p>
+            <w:r>
+              <w:rPr>
+                <w:b/>
+              </w:rPr>
+              <w:t>No.</w:t>
+            </w:r>
+          </w:p>
+        </w:tc>
+        <w:tc>
+          <w:tcPr>
+            <w:tcW w:type="dxa" w:w="2160"/>
+          </w:tcPr>
+          <w:p>
+            <w:r>
+              <w:rPr>
+                <w:b/>
+              </w:rPr>
+              <w:t>Action</w:t>
+            </w:r>
+          </w:p>
+        </w:tc>
+        <w:tc>
+          <w:tcPr>
+            <w:tcW w:type="dxa" w:w="2160"/>
           </w:tcPr>
           <w:p>
             <w:r>
@@ -133,27 +177,14 @@
         </w:tc>
         <w:tc>
           <w:tcPr>
-            <w:tcW w:type="dxa" w:w="2880"/>
+            <w:tcW w:type="dxa" w:w="2160"/>
           </w:tcPr>
           <w:p>
             <w:r>
               <w:rPr>
                 <w:b/>
               </w:rPr>
-              <w:t>Action</w:t>
-            </w:r>
-          </w:p>
-        </w:tc>
-        <w:tc>
-          <w:tcPr>
-            <w:tcW w:type="dxa" w:w="2880"/>
-          </w:tcPr>
-          <w:p>
-            <w:r>
-              <w:rPr>
-                <w:b/>
-              </w:rPr>
-              <w:t>By when</w:t>
+              <w:t>Timing</w:t>
             </w:r>
           </w:p>
         </w:tc>
@@ -161,7 +192,111 @@
       <w:tr>
         <w:tc>
           <w:tcPr>
-            <w:tcW w:type="dxa" w:w="2880"/>
+            <w:tcW w:type="dxa" w:w="2160"/>
+          </w:tcPr>
+          <w:p>
+            <w:r>
+              <w:t>1</w:t>
+            </w:r>
+          </w:p>
+        </w:tc>
+        <w:tc>
+          <w:tcPr>
+            <w:tcW w:type="dxa" w:w="2160"/>
+          </w:tcPr>
+          <w:p>
+            <w:r>
+              <w:t>Circulate the final messaging framework with the agreed proof points</w:t>
+            </w:r>
+          </w:p>
+        </w:tc>
+        <w:tc>
+          <w:tcPr>
+            <w:tcW w:type="dxa" w:w="2160"/>
+          </w:tcPr>
+          <w:p>
+            <w:r>
+              <w:t>John Macias</w:t>
+            </w:r>
+          </w:p>
+        </w:tc>
+        <w:tc>
+          <w:tcPr>
+            <w:tcW w:type="dxa" w:w="2160"/>
+          </w:tcPr>
+          <w:p>
+            <w:r>
+              <w:t>Within two working days</w:t>
+            </w:r>
+          </w:p>
+        </w:tc>
+      </w:tr>
+      <w:tr>
+        <w:tc>
+          <w:tcPr>
+            <w:tcW w:type="dxa" w:w="2160"/>
+          </w:tcPr>
+          <w:p>
+            <w:r>
+              <w:t>2</w:t>
+            </w:r>
+          </w:p>
+        </w:tc>
+        <w:tc>
+          <w:tcPr>
+            <w:tcW w:type="dxa" w:w="2160"/>
+          </w:tcPr>
+          <w:p>
+            <w:r>
+              <w:t>Shorten the CEO talking points and cut the repeated growth passage; reorder the CFO talking points to open with the figures</w:t>
+            </w:r>
+          </w:p>
+        </w:tc>
+        <w:tc>
+          <w:tcPr>
+            <w:tcW w:type="dxa" w:w="2160"/>
+          </w:tcPr>
+          <w:p>
+            <w:r>
+              <w:t>John Macias</w:t>
+            </w:r>
+          </w:p>
+        </w:tc>
+        <w:tc>
+          <w:tcPr>
+            <w:tcW w:type="dxa" w:w="2160"/>
+          </w:tcPr>
+          <w:p>
+            <w:r>
+              <w:t>In time for the next approval round</w:t>
+            </w:r>
+          </w:p>
+        </w:tc>
+      </w:tr>
+      <w:tr>
+        <w:tc>
+          <w:tcPr>
+            <w:tcW w:type="dxa" w:w="2160"/>
+          </w:tcPr>
+          <w:p>
+            <w:r>
+              <w:t>3</w:t>
+            </w:r>
+          </w:p>
+        </w:tc>
+        <w:tc>
+          <w:tcPr>
+            <w:tcW w:type="dxa" w:w="2160"/>
+          </w:tcPr>
+          <w:p>
+            <w:r>
+              <w:t>Check every outlook answer against approved language and add questions on use of cash and hiring plans</w:t>
+            </w:r>
+          </w:p>
+        </w:tc>
+        <w:tc>
+          <w:tcPr>
+            <w:tcW w:type="dxa" w:w="2160"/>
           </w:tcPr>
           <w:p>
             <w:r>
@@ -171,21 +306,11 @@
         </w:tc>
         <w:tc>
           <w:tcPr>
-            <w:tcW w:type="dxa" w:w="2880"/>
+            <w:tcW w:type="dxa" w:w="2160"/>
           </w:tcPr>
           <w:p>
             <w:r>
-              <w:t>Circulate the agreed wording on the two investor-facing lines for a final read</w:t>
-            </w:r>
-          </w:p>
-        </w:tc>
-        <w:tc>
-          <w:tcPr>
-            <w:tcW w:type="dxa" w:w="2880"/>
-          </w:tcPr>
-          <w:p>
-            <w:r>
-              <w:t>This week</w:t>
+              <w:t>Second draft to Jennifer Herrera within a week</w:t>
             </w:r>
           </w:p>
         </w:tc>
@@ -193,39 +318,27 @@
       <w:tr>
         <w:tc>
           <w:tcPr>
-            <w:tcW w:type="dxa" w:w="2880"/>
+            <w:tcW w:type="dxa" w:w="2160"/>
           </w:tcPr>
           <w:p>
             <w:r>
-              <w:t>John Macias</w:t>
+              <w:t>4</w:t>
             </w:r>
           </w:p>
         </w:tc>
         <w:tc>
           <w:tcPr>
-            <w:tcW w:type="dxa" w:w="2880"/>
+            <w:tcW w:type="dxa" w:w="2160"/>
           </w:tcPr>
           <w:p>
             <w:r>
-              <w:t>Fold the interview language into the two revised core messages</w:t>
+              <w:t>Collect executive and counsel sign-off on the framework and return consolidated comments</w:t>
             </w:r>
           </w:p>
         </w:tc>
         <w:tc>
           <w:tcPr>
-            <w:tcW w:type="dxa" w:w="2880"/>
-          </w:tcPr>
-          <w:p>
-            <w:r>
-              <w:t>This week</w:t>
-            </w:r>
-          </w:p>
-        </w:tc>
-      </w:tr>
-      <w:tr>
-        <w:tc>
-          <w:tcPr>
-            <w:tcW w:type="dxa" w:w="2880"/>
+            <w:tcW w:type="dxa" w:w="2160"/>
           </w:tcPr>
           <w:p>
             <w:r>
@@ -235,21 +348,11 @@
         </w:tc>
         <w:tc>
           <w:tcPr>
-            <w:tcW w:type="dxa" w:w="2880"/>
+            <w:tcW w:type="dxa" w:w="2160"/>
           </w:tcPr>
           <w:p>
             <w:r>
-              <w:t>Confirm the attendees for the leadership review</w:t>
-            </w:r>
-          </w:p>
-        </w:tc>
-        <w:tc>
-          <w:tcPr>
-            <w:tcW w:type="dxa" w:w="2880"/>
-          </w:tcPr>
-          <w:p>
-            <w:r>
-              <w:t>Before the next session</w:t>
+              <w:t>About a working week from receipt</w:t>
             </w:r>
           </w:p>
         </w:tc>
@@ -257,36 +360,51 @@
       <w:tr>
         <w:tc>
           <w:tcPr>
-            <w:tcW w:type="dxa" w:w="2880"/>
+            <w:tcW w:type="dxa" w:w="2160"/>
           </w:tcPr>
           <w:p>
             <w:r>
-              <w:t>John Macias</w:t>
+              <w:t>5</w:t>
             </w:r>
           </w:p>
         </w:tc>
         <w:tc>
           <w:tcPr>
-            <w:tcW w:type="dxa" w:w="2880"/>
+            <w:tcW w:type="dxa" w:w="2160"/>
           </w:tcPr>
           <w:p>
             <w:r>
-              <w:t>Draft the outline for the client-facing materials</w:t>
+              <w:t>Propose a format and timing for rehearsal sessions with the executives</w:t>
             </w:r>
           </w:p>
         </w:tc>
         <w:tc>
           <w:tcPr>
-            <w:tcW w:type="dxa" w:w="2880"/>
+            <w:tcW w:type="dxa" w:w="2160"/>
           </w:tcPr>
           <w:p>
             <w:r>
-              <w:t>Ahead of the review</w:t>
+              <w:t>Michael Morris</w:t>
+            </w:r>
+          </w:p>
+        </w:tc>
+        <w:tc>
+          <w:tcPr>
+            <w:tcW w:type="dxa" w:w="2160"/>
+          </w:tcPr>
+          <w:p>
+            <w:r>
+              <w:t>Once the second round of comments is back</w:t>
             </w:r>
           </w:p>
         </w:tc>
       </w:tr>
     </w:tbl>
+    <w:p>
+      <w:r>
+        <w:t>Corrections to these minutes should come to Michael Morris, and once any are in, the minutes will go to everyone who attended along with the final framework.</w:t>
+      </w:r>
+    </w:p>
     <w:sectPr>
       <w:headerReference w:type="first" r:id="rId9"/>
       <w:headerReference w:type="default" r:id="rId10"/>
